--- a/PP-salygos/templates/sutartys/PPS_LT_SS.docx
+++ b/PP-salygos/templates/sutartys/PPS_LT_SS.docx
@@ -167,16 +167,6 @@
           <w:sz w:val="18"/>
           <w:szCs w:val="18"/>
           <w:lang w:val="lt-LT"/>
-          <w14:shadow w14:blurRad="38100" w14:dist="19050" w14:dir="2700000" w14:sx="100000" w14:sy="100000" w14:kx="0" w14:ky="0" w14:algn="tl">
-            <w14:schemeClr w14:val="dk1">
-              <w14:alpha w14:val="60000"/>
-            </w14:schemeClr>
-          </w14:shadow>
-          <w14:textOutline w14:w="0" w14:cap="flat" w14:cmpd="sng" w14:algn="ctr">
-            <w14:noFill/>
-            <w14:prstDash w14:val="solid"/>
-            <w14:round/>
-          </w14:textOutline>
         </w:rPr>
       </w:pPr>
     </w:p>
@@ -2061,7 +2051,7 @@
           <w:szCs w:val="18"/>
           <w:lang w:val="lt-LT"/>
         </w:rPr>
-        <w:t>paslaugas visą Objekto statybos darbų laikotarpį, t. y. [</w:t>
+        <w:t>paslaugas visą Objekto statybos darbų laikotarpį, t. y. [</w:t>
       </w:r>
       <w:r>
         <w:rPr>
@@ -2822,7 +2812,17 @@
                 <w:highlight w:val="yellow"/>
                 <w:lang w:val="lt-LT"/>
               </w:rPr>
-              <w:t xml:space="preserve">Telefonas </w:t>
+              <w:t xml:space="preserve">Telefonas</w:t>
+            </w:r>
+            <w:r>
+              <w:rPr>
+                <w:rFonts w:ascii="Arial" w:hAnsi="Arial" w:cs="Arial"/>
+                <w:bCs/>
+                <w:sz w:val="18"/>
+                <w:szCs w:val="18"/>
+                <w:lang w:val="lt-LT"/>
+              </w:rPr>
+              <w:t xml:space="preserve"> </w:t>
             </w:r>
           </w:p>
         </w:tc>
@@ -2961,16 +2961,6 @@
                 <w:szCs w:val="18"/>
                 <w:highlight w:val="yellow"/>
                 <w:lang w:val="lt-LT"/>
-                <w14:shadow w14:blurRad="38100" w14:dist="19050" w14:dir="2700000" w14:sx="100000" w14:sy="100000" w14:kx="0" w14:ky="0" w14:algn="tl">
-                  <w14:schemeClr w14:val="dk1">
-                    <w14:alpha w14:val="60000"/>
-                  </w14:schemeClr>
-                </w14:shadow>
-                <w14:textOutline w14:w="0" w14:cap="flat" w14:cmpd="sng" w14:algn="ctr">
-                  <w14:noFill/>
-                  <w14:prstDash w14:val="solid"/>
-                  <w14:round/>
-                </w14:textOutline>
               </w:rPr>
             </w:pPr>
           </w:p>
@@ -3020,16 +3010,6 @@
                 <w:szCs w:val="18"/>
                 <w:highlight w:val="yellow"/>
                 <w:lang w:val="lt-LT"/>
-                <w14:shadow w14:blurRad="38100" w14:dist="19050" w14:dir="2700000" w14:sx="100000" w14:sy="100000" w14:kx="0" w14:ky="0" w14:algn="tl">
-                  <w14:schemeClr w14:val="dk1">
-                    <w14:alpha w14:val="60000"/>
-                  </w14:schemeClr>
-                </w14:shadow>
-                <w14:textOutline w14:w="0" w14:cap="flat" w14:cmpd="sng" w14:algn="ctr">
-                  <w14:noFill/>
-                  <w14:prstDash w14:val="solid"/>
-                  <w14:round/>
-                </w14:textOutline>
               </w:rPr>
             </w:pPr>
           </w:p>
@@ -3079,16 +3059,6 @@
                 <w:szCs w:val="18"/>
                 <w:highlight w:val="yellow"/>
                 <w:lang w:val="lt-LT"/>
-                <w14:shadow w14:blurRad="38100" w14:dist="19050" w14:dir="2700000" w14:sx="100000" w14:sy="100000" w14:kx="0" w14:ky="0" w14:algn="tl">
-                  <w14:schemeClr w14:val="dk1">
-                    <w14:alpha w14:val="60000"/>
-                  </w14:schemeClr>
-                </w14:shadow>
-                <w14:textOutline w14:w="0" w14:cap="flat" w14:cmpd="sng" w14:algn="ctr">
-                  <w14:noFill/>
-                  <w14:prstDash w14:val="solid"/>
-                  <w14:round/>
-                </w14:textOutline>
               </w:rPr>
             </w:pPr>
           </w:p>
@@ -3138,16 +3108,6 @@
                 <w:szCs w:val="18"/>
                 <w:highlight w:val="yellow"/>
                 <w:lang w:val="lt-LT"/>
-                <w14:shadow w14:blurRad="38100" w14:dist="19050" w14:dir="2700000" w14:sx="100000" w14:sy="100000" w14:kx="0" w14:ky="0" w14:algn="tl">
-                  <w14:schemeClr w14:val="dk1">
-                    <w14:alpha w14:val="60000"/>
-                  </w14:schemeClr>
-                </w14:shadow>
-                <w14:textOutline w14:w="0" w14:cap="flat" w14:cmpd="sng" w14:algn="ctr">
-                  <w14:noFill/>
-                  <w14:prstDash w14:val="solid"/>
-                  <w14:round/>
-                </w14:textOutline>
               </w:rPr>
             </w:pPr>
           </w:p>
@@ -3427,14 +3387,6 @@
                 <w:sz w:val="18"/>
                 <w:szCs w:val="18"/>
                 <w:highlight w:val="yellow"/>
-                <w14:shadow w14:blurRad="0" w14:dist="0" w14:dir="0" w14:sx="0" w14:sy="0" w14:kx="0" w14:ky="0" w14:algn="none">
-                  <w14:srgbClr w14:val="000000"/>
-                </w14:shadow>
-                <w14:textOutline w14:w="0" w14:cap="rnd" w14:cmpd="sng" w14:algn="ctr">
-                  <w14:noFill/>
-                  <w14:prstDash w14:val="solid"/>
-                  <w14:bevel/>
-                </w14:textOutline>
               </w:rPr>
             </w:pPr>
           </w:p>
@@ -3442,18 +3394,11 @@
             <w:pPr>
               <w:pStyle w:val="listbyletter"/>
               <w:spacing w:after="0"/>
+              <w:ind w:left="0" w:firstLine="0"/>
               <w:rPr>
                 <w:sz w:val="18"/>
                 <w:szCs w:val="18"/>
                 <w:highlight w:val="yellow"/>
-                <w14:shadow w14:blurRad="0" w14:dist="0" w14:dir="0" w14:sx="0" w14:sy="0" w14:kx="0" w14:ky="0" w14:algn="none">
-                  <w14:srgbClr w14:val="000000"/>
-                </w14:shadow>
-                <w14:textOutline w14:w="0" w14:cap="rnd" w14:cmpd="sng" w14:algn="ctr">
-                  <w14:noFill/>
-                  <w14:prstDash w14:val="solid"/>
-                  <w14:bevel/>
-                </w14:textOutline>
               </w:rPr>
             </w:pPr>
             <w:r>
@@ -3461,14 +3406,6 @@
                 <w:sz w:val="18"/>
                 <w:szCs w:val="18"/>
                 <w:highlight w:val="yellow"/>
-                <w14:shadow w14:blurRad="0" w14:dist="0" w14:dir="0" w14:sx="0" w14:sy="0" w14:kx="0" w14:ky="0" w14:algn="none">
-                  <w14:srgbClr w14:val="000000"/>
-                </w14:shadow>
-                <w14:textOutline w14:w="0" w14:cap="rnd" w14:cmpd="sng" w14:algn="ctr">
-                  <w14:noFill/>
-                  <w14:prstDash w14:val="solid"/>
-                  <w14:bevel/>
-                </w14:textOutline>
               </w:rPr>
               <w:t>Užsakovo:</w:t>
             </w:r>
@@ -3477,18 +3414,11 @@
             <w:pPr>
               <w:pStyle w:val="listbyletter"/>
               <w:spacing w:after="0"/>
+              <w:ind w:left="0" w:firstLine="0"/>
               <w:rPr>
                 <w:sz w:val="18"/>
                 <w:szCs w:val="18"/>
                 <w:highlight w:val="yellow"/>
-                <w14:shadow w14:blurRad="0" w14:dist="0" w14:dir="0" w14:sx="0" w14:sy="0" w14:kx="0" w14:ky="0" w14:algn="none">
-                  <w14:srgbClr w14:val="000000"/>
-                </w14:shadow>
-                <w14:textOutline w14:w="0" w14:cap="rnd" w14:cmpd="sng" w14:algn="ctr">
-                  <w14:noFill/>
-                  <w14:prstDash w14:val="solid"/>
-                  <w14:bevel/>
-                </w14:textOutline>
               </w:rPr>
             </w:pPr>
             <w:r>
@@ -3496,14 +3426,6 @@
                 <w:sz w:val="18"/>
                 <w:szCs w:val="18"/>
                 <w:highlight w:val="yellow"/>
-                <w14:shadow w14:blurRad="0" w14:dist="0" w14:dir="0" w14:sx="0" w14:sy="0" w14:kx="0" w14:ky="0" w14:algn="none">
-                  <w14:srgbClr w14:val="000000"/>
-                </w14:shadow>
-                <w14:textOutline w14:w="0" w14:cap="rnd" w14:cmpd="sng" w14:algn="ctr">
-                  <w14:noFill/>
-                  <w14:prstDash w14:val="solid"/>
-                  <w14:bevel/>
-                </w14:textOutline>
               </w:rPr>
               <w:t>Karlo Gustavo Emilio Manerheimo g. 8,</w:t>
             </w:r>
@@ -3512,18 +3434,11 @@
             <w:pPr>
               <w:pStyle w:val="listbyletter"/>
               <w:spacing w:after="0"/>
+              <w:ind w:left="0" w:firstLine="0"/>
               <w:rPr>
                 <w:sz w:val="18"/>
                 <w:szCs w:val="18"/>
                 <w:highlight w:val="yellow"/>
-                <w14:shadow w14:blurRad="0" w14:dist="0" w14:dir="0" w14:sx="0" w14:sy="0" w14:kx="0" w14:ky="0" w14:algn="none">
-                  <w14:srgbClr w14:val="000000"/>
-                </w14:shadow>
-                <w14:textOutline w14:w="0" w14:cap="rnd" w14:cmpd="sng" w14:algn="ctr">
-                  <w14:noFill/>
-                  <w14:prstDash w14:val="solid"/>
-                  <w14:bevel/>
-                </w14:textOutline>
               </w:rPr>
             </w:pPr>
             <w:r>
@@ -3531,14 +3446,6 @@
                 <w:sz w:val="18"/>
                 <w:szCs w:val="18"/>
                 <w:highlight w:val="yellow"/>
-                <w14:shadow w14:blurRad="0" w14:dist="0" w14:dir="0" w14:sx="0" w14:sy="0" w14:kx="0" w14:ky="0" w14:algn="none">
-                  <w14:srgbClr w14:val="000000"/>
-                </w14:shadow>
-                <w14:textOutline w14:w="0" w14:cap="rnd" w14:cmpd="sng" w14:algn="ctr">
-                  <w14:noFill/>
-                  <w14:prstDash w14:val="solid"/>
-                  <w14:bevel/>
-                </w14:textOutline>
               </w:rPr>
               <w:t>LT-05131 Vilnius</w:t>
             </w:r>
@@ -3547,18 +3454,11 @@
             <w:pPr>
               <w:pStyle w:val="listbyletter"/>
               <w:spacing w:after="0"/>
+              <w:ind w:left="0" w:firstLine="0"/>
               <w:rPr>
                 <w:sz w:val="18"/>
                 <w:szCs w:val="18"/>
                 <w:highlight w:val="yellow"/>
-                <w14:shadow w14:blurRad="0" w14:dist="0" w14:dir="0" w14:sx="0" w14:sy="0" w14:kx="0" w14:ky="0" w14:algn="none">
-                  <w14:srgbClr w14:val="000000"/>
-                </w14:shadow>
-                <w14:textOutline w14:w="0" w14:cap="rnd" w14:cmpd="sng" w14:algn="ctr">
-                  <w14:noFill/>
-                  <w14:prstDash w14:val="solid"/>
-                  <w14:bevel/>
-                </w14:textOutline>
               </w:rPr>
             </w:pPr>
             <w:r>
@@ -3566,14 +3466,6 @@
                 <w:sz w:val="18"/>
                 <w:szCs w:val="18"/>
                 <w:highlight w:val="yellow"/>
-                <w14:shadow w14:blurRad="0" w14:dist="0" w14:dir="0" w14:sx="0" w14:sy="0" w14:kx="0" w14:ky="0" w14:algn="none">
-                  <w14:srgbClr w14:val="000000"/>
-                </w14:shadow>
-                <w14:textOutline w14:w="0" w14:cap="rnd" w14:cmpd="sng" w14:algn="ctr">
-                  <w14:noFill/>
-                  <w14:prstDash w14:val="solid"/>
-                  <w14:bevel/>
-                </w14:textOutline>
               </w:rPr>
               <w:t>Tel. +370 707 02171</w:t>
             </w:r>
@@ -3582,14 +3474,6 @@
                 <w:sz w:val="18"/>
                 <w:szCs w:val="18"/>
                 <w:highlight w:val="yellow"/>
-                <w14:shadow w14:blurRad="0" w14:dist="0" w14:dir="0" w14:sx="0" w14:sy="0" w14:kx="0" w14:ky="0" w14:algn="none">
-                  <w14:srgbClr w14:val="000000"/>
-                </w14:shadow>
-                <w14:textOutline w14:w="0" w14:cap="rnd" w14:cmpd="sng" w14:algn="ctr">
-                  <w14:noFill/>
-                  <w14:prstDash w14:val="solid"/>
-                  <w14:bevel/>
-                </w14:textOutline>
               </w:rPr>
               <w:tab/>
             </w:r>
@@ -3598,14 +3482,6 @@
                 <w:sz w:val="18"/>
                 <w:szCs w:val="18"/>
                 <w:highlight w:val="yellow"/>
-                <w14:shadow w14:blurRad="0" w14:dist="0" w14:dir="0" w14:sx="0" w14:sy="0" w14:kx="0" w14:ky="0" w14:algn="none">
-                  <w14:srgbClr w14:val="000000"/>
-                </w14:shadow>
-                <w14:textOutline w14:w="0" w14:cap="rnd" w14:cmpd="sng" w14:algn="ctr">
-                  <w14:noFill/>
-                  <w14:prstDash w14:val="solid"/>
-                  <w14:bevel/>
-                </w14:textOutline>
               </w:rPr>
               <w:tab/>
             </w:r>
@@ -3614,18 +3490,11 @@
             <w:pPr>
               <w:pStyle w:val="listbyletter"/>
               <w:spacing w:after="0"/>
+              <w:ind w:left="0" w:firstLine="0"/>
               <w:rPr>
                 <w:sz w:val="18"/>
                 <w:szCs w:val="18"/>
                 <w:highlight w:val="yellow"/>
-                <w14:shadow w14:blurRad="0" w14:dist="0" w14:dir="0" w14:sx="0" w14:sy="0" w14:kx="0" w14:ky="0" w14:algn="none">
-                  <w14:srgbClr w14:val="000000"/>
-                </w14:shadow>
-                <w14:textOutline w14:w="0" w14:cap="rnd" w14:cmpd="sng" w14:algn="ctr">
-                  <w14:noFill/>
-                  <w14:prstDash w14:val="solid"/>
-                  <w14:bevel/>
-                </w14:textOutline>
               </w:rPr>
             </w:pPr>
             <w:r>
@@ -3633,14 +3502,6 @@
                 <w:sz w:val="18"/>
                 <w:szCs w:val="18"/>
                 <w:highlight w:val="yellow"/>
-                <w14:shadow w14:blurRad="0" w14:dist="0" w14:dir="0" w14:sx="0" w14:sy="0" w14:kx="0" w14:ky="0" w14:algn="none">
-                  <w14:srgbClr w14:val="000000"/>
-                </w14:shadow>
-                <w14:textOutline w14:w="0" w14:cap="rnd" w14:cmpd="sng" w14:algn="ctr">
-                  <w14:noFill/>
-                  <w14:prstDash w14:val="solid"/>
-                  <w14:bevel/>
-                </w14:textOutline>
               </w:rPr>
               <w:t>E</w:t>
             </w:r>
@@ -3649,14 +3510,6 @@
                 <w:sz w:val="18"/>
                 <w:szCs w:val="18"/>
                 <w:highlight w:val="yellow"/>
-                <w14:shadow w14:blurRad="0" w14:dist="0" w14:dir="0" w14:sx="0" w14:sy="0" w14:kx="0" w14:ky="0" w14:algn="none">
-                  <w14:srgbClr w14:val="000000"/>
-                </w14:shadow>
-                <w14:textOutline w14:w="0" w14:cap="rnd" w14:cmpd="sng" w14:algn="ctr">
-                  <w14:noFill/>
-                  <w14:prstDash w14:val="solid"/>
-                  <w14:bevel/>
-                </w14:textOutline>
               </w:rPr>
               <w:t>l</w:t>
             </w:r>
@@ -3665,14 +3518,6 @@
                 <w:sz w:val="18"/>
                 <w:szCs w:val="18"/>
                 <w:highlight w:val="yellow"/>
-                <w14:shadow w14:blurRad="0" w14:dist="0" w14:dir="0" w14:sx="0" w14:sy="0" w14:kx="0" w14:ky="0" w14:algn="none">
-                  <w14:srgbClr w14:val="000000"/>
-                </w14:shadow>
-                <w14:textOutline w14:w="0" w14:cap="rnd" w14:cmpd="sng" w14:algn="ctr">
-                  <w14:noFill/>
-                  <w14:prstDash w14:val="solid"/>
-                  <w14:bevel/>
-                </w14:textOutline>
               </w:rPr>
               <w:t xml:space="preserve">. paštas: </w:t>
             </w:r>
@@ -3682,14 +3527,6 @@
                   <w:sz w:val="18"/>
                   <w:szCs w:val="18"/>
                   <w:highlight w:val="yellow"/>
-                  <w14:shadow w14:blurRad="0" w14:dist="0" w14:dir="0" w14:sx="0" w14:sy="0" w14:kx="0" w14:ky="0" w14:algn="none">
-                    <w14:srgbClr w14:val="000000"/>
-                  </w14:shadow>
-                  <w14:textOutline w14:w="0" w14:cap="rnd" w14:cmpd="sng" w14:algn="ctr">
-                    <w14:noFill/>
-                    <w14:prstDash w14:val="solid"/>
-                    <w14:bevel/>
-                  </w14:textOutline>
                 </w:rPr>
                 <w:t xml:space="preserve">info@litgrid.eu</w:t>
               </w:r>
@@ -3698,14 +3535,6 @@
                   <w:sz w:val="18"/>
                   <w:szCs w:val="18"/>
                   <w:highlight w:val="yellow"/>
-                  <w14:shadow w14:blurRad="0" w14:dist="0" w14:dir="0" w14:sx="0" w14:sy="0" w14:kx="0" w14:ky="0" w14:algn="none">
-                    <w14:srgbClr w14:val="000000"/>
-                  </w14:shadow>
-                  <w14:textOutline w14:w="0" w14:cap="rnd" w14:cmpd="sng" w14:algn="ctr">
-                    <w14:noFill/>
-                    <w14:prstDash w14:val="solid"/>
-                    <w14:bevel/>
-                  </w14:textOutline>
                 </w:rPr>
                 <w:t xml:space="preserve"/>
               </w:r>
@@ -3714,14 +3543,6 @@
                   <w:sz w:val="18"/>
                   <w:szCs w:val="18"/>
                   <w:highlight w:val="yellow"/>
-                  <w14:shadow w14:blurRad="0" w14:dist="0" w14:dir="0" w14:sx="0" w14:sy="0" w14:kx="0" w14:ky="0" w14:algn="none">
-                    <w14:srgbClr w14:val="000000"/>
-                  </w14:shadow>
-                  <w14:textOutline w14:w="0" w14:cap="rnd" w14:cmpd="sng" w14:algn="ctr">
-                    <w14:noFill/>
-                    <w14:prstDash w14:val="solid"/>
-                    <w14:bevel/>
-                  </w14:textOutline>
                 </w:rPr>
                 <w:t xml:space="preserve"/>
               </w:r>
@@ -3748,17 +3569,6 @@
                 <w:highlight w:val="yellow"/>
                 <w:lang w:val="lt-LT"/>
               </w:rPr>
-              <w:t xml:space="preserve">          </w:t>
-            </w:r>
-            <w:r>
-              <w:rPr>
-                <w:rFonts w:ascii="Arial" w:hAnsi="Arial" w:cs="Arial"/>
-                <w:bCs/>
-                <w:sz w:val="18"/>
-                <w:szCs w:val="18"/>
-                <w:highlight w:val="yellow"/>
-                <w:lang w:val="lt-LT"/>
-              </w:rPr>
               <w:t xml:space="preserve">A. s. </w:t>
             </w:r>
             <w:r>
@@ -3794,7 +3604,7 @@
                 <w:highlight w:val="yellow"/>
                 <w:lang w:val="lt-LT"/>
               </w:rPr>
-              <w:t xml:space="preserve">          Bankas</w:t>
+              <w:t xml:space="preserve">Bankas</w:t>
             </w:r>
           </w:p>
           <w:p>
@@ -3810,17 +3620,6 @@
                 <w:lang w:val="lt-LT"/>
               </w:rPr>
             </w:pPr>
-            <w:r>
-              <w:rPr>
-                <w:rFonts w:ascii="Arial" w:hAnsi="Arial" w:cs="Arial"/>
-                <w:bCs/>
-                <w:sz w:val="18"/>
-                <w:szCs w:val="18"/>
-                <w:highlight w:val="yellow"/>
-                <w:lang w:val="lt-LT"/>
-              </w:rPr>
-              <w:t xml:space="preserve">          </w:t>
-            </w:r>
             <w:r>
               <w:rPr>
                 <w:rFonts w:ascii="Arial" w:hAnsi="Arial" w:cs="Arial"/>
@@ -4064,16 +3863,6 @@
                 <w:sz w:val="18"/>
                 <w:szCs w:val="18"/>
                 <w:lang w:val="lt-LT"/>
-                <w14:shadow w14:blurRad="38100" w14:dist="19050" w14:dir="2700000" w14:sx="100000" w14:sy="100000" w14:kx="0" w14:ky="0" w14:algn="tl">
-                  <w14:schemeClr w14:val="dk1">
-                    <w14:alpha w14:val="60000"/>
-                  </w14:schemeClr>
-                </w14:shadow>
-                <w14:textOutline w14:w="0" w14:cap="flat" w14:cmpd="sng" w14:algn="ctr">
-                  <w14:noFill/>
-                  <w14:prstDash w14:val="solid"/>
-                  <w14:round/>
-                </w14:textOutline>
               </w:rPr>
             </w:pPr>
             <w:r>
@@ -5454,16 +5243,6 @@
           <w:sz w:val="18"/>
           <w:szCs w:val="18"/>
           <w:lang w:val="lt-LT"/>
-          <w14:shadow w14:blurRad="38100" w14:dist="19050" w14:dir="2700000" w14:sx="100000" w14:sy="100000" w14:kx="0" w14:ky="0" w14:algn="tl">
-            <w14:schemeClr w14:val="dk1">
-              <w14:alpha w14:val="60000"/>
-            </w14:schemeClr>
-          </w14:shadow>
-          <w14:textOutline w14:w="0" w14:cap="flat" w14:cmpd="sng" w14:algn="ctr">
-            <w14:noFill/>
-            <w14:prstDash w14:val="solid"/>
-            <w14:round/>
-          </w14:textOutline>
         </w:rPr>
       </w:pPr>
     </w:p>
@@ -5600,16 +5379,6 @@
                 <w:sz w:val="18"/>
                 <w:szCs w:val="18"/>
                 <w:lang w:val="lt-LT" w:eastAsia="lt-LT"/>
-                <w14:shadow w14:blurRad="38100" w14:dist="19050" w14:dir="2700000" w14:sx="100000" w14:sy="100000" w14:kx="0" w14:ky="0" w14:algn="tl">
-                  <w14:schemeClr w14:val="dk1">
-                    <w14:alpha w14:val="60000"/>
-                  </w14:schemeClr>
-                </w14:shadow>
-                <w14:textOutline w14:w="0" w14:cap="flat" w14:cmpd="sng" w14:algn="ctr">
-                  <w14:noFill/>
-                  <w14:prstDash w14:val="solid"/>
-                  <w14:round/>
-                </w14:textOutline>
               </w:rPr>
             </w:pPr>
             <w:r>
@@ -5658,16 +5427,6 @@
                 <w:sz w:val="18"/>
                 <w:szCs w:val="18"/>
                 <w:lang w:val="lt-LT" w:eastAsia="lt-LT"/>
-                <w14:shadow w14:blurRad="38100" w14:dist="19050" w14:dir="2700000" w14:sx="100000" w14:sy="100000" w14:kx="0" w14:ky="0" w14:algn="tl">
-                  <w14:schemeClr w14:val="dk1">
-                    <w14:alpha w14:val="60000"/>
-                  </w14:schemeClr>
-                </w14:shadow>
-                <w14:textOutline w14:w="0" w14:cap="flat" w14:cmpd="sng" w14:algn="ctr">
-                  <w14:noFill/>
-                  <w14:prstDash w14:val="solid"/>
-                  <w14:round/>
-                </w14:textOutline>
               </w:rPr>
             </w:pPr>
           </w:p>
@@ -5764,16 +5523,6 @@
                 <w:sz w:val="18"/>
                 <w:szCs w:val="18"/>
                 <w:lang w:val="lt-LT" w:eastAsia="lt-LT"/>
-                <w14:shadow w14:blurRad="38100" w14:dist="19050" w14:dir="2700000" w14:sx="100000" w14:sy="100000" w14:kx="0" w14:ky="0" w14:algn="tl">
-                  <w14:schemeClr w14:val="dk1">
-                    <w14:alpha w14:val="60000"/>
-                  </w14:schemeClr>
-                </w14:shadow>
-                <w14:textOutline w14:w="0" w14:cap="flat" w14:cmpd="sng" w14:algn="ctr">
-                  <w14:noFill/>
-                  <w14:prstDash w14:val="solid"/>
-                  <w14:round/>
-                </w14:textOutline>
               </w:rPr>
             </w:pPr>
           </w:p>
@@ -5788,16 +5537,6 @@
                 <w:sz w:val="18"/>
                 <w:szCs w:val="18"/>
                 <w:lang w:val="lt-LT" w:eastAsia="lt-LT"/>
-                <w14:shadow w14:blurRad="38100" w14:dist="19050" w14:dir="2700000" w14:sx="100000" w14:sy="100000" w14:kx="0" w14:ky="0" w14:algn="tl">
-                  <w14:schemeClr w14:val="dk1">
-                    <w14:alpha w14:val="60000"/>
-                  </w14:schemeClr>
-                </w14:shadow>
-                <w14:textOutline w14:w="0" w14:cap="flat" w14:cmpd="sng" w14:algn="ctr">
-                  <w14:noFill/>
-                  <w14:prstDash w14:val="solid"/>
-                  <w14:round/>
-                </w14:textOutline>
               </w:rPr>
             </w:pPr>
           </w:p>
@@ -5812,16 +5551,6 @@
                 <w:sz w:val="18"/>
                 <w:szCs w:val="18"/>
                 <w:lang w:val="lt-LT" w:eastAsia="lt-LT"/>
-                <w14:shadow w14:blurRad="38100" w14:dist="19050" w14:dir="2700000" w14:sx="100000" w14:sy="100000" w14:kx="0" w14:ky="0" w14:algn="tl">
-                  <w14:schemeClr w14:val="dk1">
-                    <w14:alpha w14:val="60000"/>
-                  </w14:schemeClr>
-                </w14:shadow>
-                <w14:textOutline w14:w="0" w14:cap="flat" w14:cmpd="sng" w14:algn="ctr">
-                  <w14:noFill/>
-                  <w14:prstDash w14:val="solid"/>
-                  <w14:round/>
-                </w14:textOutline>
               </w:rPr>
             </w:pPr>
           </w:p>
@@ -5842,16 +5571,6 @@
                 <w:szCs w:val="18"/>
                 <w:vertAlign w:val="superscript"/>
                 <w:lang w:val="lt-LT" w:eastAsia="lt-LT"/>
-                <w14:shadow w14:blurRad="38100" w14:dist="19050" w14:dir="2700000" w14:sx="100000" w14:sy="100000" w14:kx="0" w14:ky="0" w14:algn="tl">
-                  <w14:schemeClr w14:val="dk1">
-                    <w14:alpha w14:val="60000"/>
-                  </w14:schemeClr>
-                </w14:shadow>
-                <w14:textOutline w14:w="0" w14:cap="flat" w14:cmpd="sng" w14:algn="ctr">
-                  <w14:noFill/>
-                  <w14:prstDash w14:val="solid"/>
-                  <w14:round/>
-                </w14:textOutline>
               </w:rPr>
             </w:pPr>
           </w:p>
@@ -5871,16 +5590,6 @@
                 <w:szCs w:val="18"/>
                 <w:vertAlign w:val="superscript"/>
                 <w:lang w:val="lt-LT" w:eastAsia="lt-LT"/>
-                <w14:shadow w14:blurRad="38100" w14:dist="19050" w14:dir="2700000" w14:sx="100000" w14:sy="100000" w14:kx="0" w14:ky="0" w14:algn="tl">
-                  <w14:schemeClr w14:val="dk1">
-                    <w14:alpha w14:val="60000"/>
-                  </w14:schemeClr>
-                </w14:shadow>
-                <w14:textOutline w14:w="0" w14:cap="flat" w14:cmpd="sng" w14:algn="ctr">
-                  <w14:noFill/>
-                  <w14:prstDash w14:val="solid"/>
-                  <w14:round/>
-                </w14:textOutline>
               </w:rPr>
             </w:pPr>
           </w:p>
@@ -5900,16 +5609,6 @@
                 <w:sz w:val="18"/>
                 <w:szCs w:val="18"/>
                 <w:lang w:val="lt-LT" w:eastAsia="lt-LT"/>
-                <w14:shadow w14:blurRad="38100" w14:dist="19050" w14:dir="2700000" w14:sx="100000" w14:sy="100000" w14:kx="0" w14:ky="0" w14:algn="tl">
-                  <w14:schemeClr w14:val="dk1">
-                    <w14:alpha w14:val="60000"/>
-                  </w14:schemeClr>
-                </w14:shadow>
-                <w14:textOutline w14:w="0" w14:cap="flat" w14:cmpd="sng" w14:algn="ctr">
-                  <w14:noFill/>
-                  <w14:prstDash w14:val="solid"/>
-                  <w14:round/>
-                </w14:textOutline>
               </w:rPr>
             </w:pPr>
           </w:p>
@@ -5925,16 +5624,6 @@
           <w:sz w:val="18"/>
           <w:szCs w:val="18"/>
           <w:lang w:val="lt-LT"/>
-          <w14:shadow w14:blurRad="38100" w14:dist="19050" w14:dir="2700000" w14:sx="100000" w14:sy="100000" w14:kx="0" w14:ky="0" w14:algn="tl">
-            <w14:schemeClr w14:val="dk1">
-              <w14:alpha w14:val="60000"/>
-            </w14:schemeClr>
-          </w14:shadow>
-          <w14:textOutline w14:w="0" w14:cap="flat" w14:cmpd="sng" w14:algn="ctr">
-            <w14:noFill/>
-            <w14:prstDash w14:val="solid"/>
-            <w14:round/>
-          </w14:textOutline>
         </w:rPr>
       </w:pPr>
     </w:p>
@@ -5948,16 +5637,6 @@
           <w:sz w:val="18"/>
           <w:szCs w:val="18"/>
           <w:lang w:val="lt-LT"/>
-          <w14:shadow w14:blurRad="38100" w14:dist="19050" w14:dir="2700000" w14:sx="100000" w14:sy="100000" w14:kx="0" w14:ky="0" w14:algn="tl">
-            <w14:schemeClr w14:val="dk1">
-              <w14:alpha w14:val="60000"/>
-            </w14:schemeClr>
-          </w14:shadow>
-          <w14:textOutline w14:w="0" w14:cap="flat" w14:cmpd="sng" w14:algn="ctr">
-            <w14:noFill/>
-            <w14:prstDash w14:val="solid"/>
-            <w14:round/>
-          </w14:textOutline>
         </w:rPr>
       </w:pPr>
     </w:p>
@@ -8591,16 +8270,6 @@
       <w:sz w:val="22"/>
       <w:szCs w:val="22"/>
       <w:lang w:val="lt-LT"/>
-      <w14:shadow w14:blurRad="38100" w14:dist="19050" w14:dir="2700000" w14:sx="100000" w14:sy="100000" w14:kx="0" w14:ky="0" w14:algn="tl">
-        <w14:schemeClr w14:val="dk1">
-          <w14:alpha w14:val="60000"/>
-        </w14:schemeClr>
-      </w14:shadow>
-      <w14:textOutline w14:w="0" w14:cap="flat" w14:cmpd="sng" w14:algn="ctr">
-        <w14:noFill/>
-        <w14:prstDash w14:val="solid"/>
-        <w14:round/>
-      </w14:textOutline>
     </w:rPr>
   </w:style>
   <w:style w:type="paragraph" w:styleId="NormalWeb">

--- a/PP-salygos/templates/sutartys/PPS_LT_SS.docx
+++ b/PP-salygos/templates/sutartys/PPS_LT_SS.docx
@@ -3551,6 +3551,7 @@
           <w:p>
             <w:pPr>
               <w:spacing w:after="0"/>
+              <w:ind w:left="0" w:firstLine="0"/>
               <w:rPr>
                 <w:rFonts w:ascii="Arial" w:hAnsi="Arial" w:cs="Arial"/>
                 <w:bCs/>
@@ -3586,6 +3587,7 @@
           <w:p>
             <w:pPr>
               <w:spacing w:after="0"/>
+              <w:ind w:left="0" w:firstLine="0"/>
               <w:rPr>
                 <w:rFonts w:ascii="Arial" w:hAnsi="Arial" w:cs="Arial"/>
                 <w:bCs/>
